--- a/example_articles/states/California/3.states_California_New_York_Times.docx
+++ b/example_articles/states/California/3.states_California_New_York_Times.docx
@@ -27,17 +27,17 @@
     </w:p>
     <w:p>
       <w:r>
-        <w:t>Source File: NYT/53.DOCX</w:t>
+        <w:t>Source file: NYT/53.DOCX</w:t>
       </w:r>
     </w:p>
     <w:p>
       <w:r>
-        <w:t>Raw locations result: ['California']</w:t>
+        <w:t>Raw locations result, 'locations': ['California']</w:t>
       </w:r>
     </w:p>
     <w:p>
       <w:r>
-        <w:t>states_stand_flat (Standardized): California</w:t>
+        <w:t>Standardized locations result, 'states_stand_flat': California</w:t>
       </w:r>
     </w:p>
     <w:p>

--- a/example_articles/states/California/3.states_California_New_York_Times.docx
+++ b/example_articles/states/California/3.states_California_New_York_Times.docx
@@ -7,7 +7,7 @@
         <w:pStyle w:val="Heading1"/>
       </w:pPr>
       <w:r>
-        <w:t>A Perfect Trail in Nova Scotia</w:t>
+        <w:t>California Has Agreed On Bailing Out Schools</w:t>
       </w:r>
     </w:p>
     <w:p>
@@ -17,17 +17,17 @@
     </w:p>
     <w:p>
       <w:r>
-        <w:t>Date: 1990-09-02</w:t>
+        <w:t>Date: 1991-05-01</w:t>
       </w:r>
     </w:p>
     <w:p>
       <w:r>
-        <w:t>Section: Section 5; Page 8, Column 1; Travel Desk</w:t>
+        <w:t>Section: Section A;; Section A; Page 23; Column 5; National Desk; Education Page; Column 5;; Education Page</w:t>
       </w:r>
     </w:p>
     <w:p>
       <w:r>
-        <w:t>Source file: NYT/53.DOCX</w:t>
+        <w:t>Source file: NYT/41.DOCX</w:t>
       </w:r>
     </w:p>
     <w:p>
@@ -49,45 +49,47 @@
     </w:p>
     <w:p>
       <w:r>
-        <w:t>On our second trip to Nova Scotia - the first was in July 1987 -we hoped to learn from our scattershot adventures during the first go. Our idea, insofar as we can be said to have had one, was to view to maximum advantage the astonishing landscape of the Cabot Trail, a circular tour, part of which goes through Cape Breton Highlands National Park. We wanted to intensify the virtues of the previous trip by rerunning its best moments. We intended - an elusive and quixotic ideal - to do this trip right.</w:t>
+        <w:t>California officials agreed last night to bail out the bankrupt Richmond Unified School District, but Gov. Pete Wilson maintained that he still planned to appeal the county court order that forced the state to rescue the system.</w:t>
         <w:br/>
-        <w:t>My companion and I had 10 days vacation, which limited possibilities. Baddeck, the resort town at the foot of the Cabot Trail, which we planned to use as a home base, is about 1,050 miles from New York City. Assuming two or so days travel by car (we wanted to make that part interesting too) on each end of the trip, we had five, perhaps six, days to see the Cabot Trail on foot. Our game plan was to take a series of scenic hikes in Cape Breton National Park.</w:t>
+        <w:t>At the same time, state education officials in California and elsewhere said they were concerned that the case might send the wrong message to other mismanaged school systems.</w:t>
         <w:br/>
-        <w:t>St. Andrews by the Sea in New Brunswick was our first stop, a picture postcard of a resort town known for its crafts, in particular the making of heavy woolen sweaters. For all its touristy charms, St. Andrews, a place we had stumbled on at the conclusion of our previous trip, is relatively unspoiled. We stayed at the same inexpensive (audaciously named Snore by the Shore) bed and breakfast, which has a deck overlooking the bay.</w:t>
+        <w:t>The appeal is expected to take several weeks, but last night state officials reached an agreement to extend an emergency loan of $19 million, the amount district officials had said they needed to keep the system of 31,500 students operating.</w:t>
         <w:br/>
-        <w:t>We might have made it all the way to Baddeck if we wanted to push ourselves, which we didn't, though trying to do too much in a day is one of my characteristic faults as a traveler. I take my urban inner clock with me on a trip. Nevertheless, by prearrangement, we took a winding coastal route (a discovery we had made on the first trip), a slow route of considerable scenic pleasure, with rolling hills (dotted with purple flowers) fading away into the ocean. We stopped for the night at Pictou, a Victorian working-class town on the Northumberland Strait, which separates Prince Edward Island from New Brunswick and Nova Scotia. Pictou was having its annual Lobster Day parade that evening with all-girl piper bands and baton twirlers, and a succession of beauty queens of small local constituencies sitting on the backs of open cars waving to crowds of random observers. It was an event out of the 50's, or from a time even further back, a period of delusive innocence.</w:t>
-        <w:br/>
-        <w:t>We made Baddeck, called the ''beginning and the end of the Cabot Trail,'' at 10:30 the next morning and checked in at the Inverary Inn, a resort that has tennis and swimming and arguably the best of the undistinguished restaurants in the immediate area. Anyway, one doesn't go to Cape Breton for the cuisine.</w:t>
-        <w:br/>
-        <w:t>One goes to Cape Breton for its natural beauty, and hiking the Cabot Trail seemed to us the best way to experience it. There are, we discovered, 28 designated trails in Cape Breton Highlands National Park, matter of factly described in various booklets issued by the Canadian Hostelling Association. The trick (remember, it was our goal to do this right) was to find the five most rewarding. About half the trails yield access from the Cheticamp entrance to the park on the western shore and the other half from the Ingonish entrance on the opposite side. From our first trip, in which we rarely left the car, we had reason to believe the Ingonish side had the more spectacular trails. As it turned out, the trails were of equal interest except that Ingonish has the best trail, Middlehead.</w:t>
-        <w:br/>
-        <w:t>The most demanding marked trail in the park is 6.4 miles (this is the Acadian Trail). This trail, which we saved for last, offers fine views of the Acadian coast earned by climbing a steep path to the top of Burnt Mountain. The longest trail, called Fishing Cove, provides a mostly level walk circumscribing an old fishing village and runs something like 10 miles. The shortest is the Freshwater Lake Lookout Trail, a short climb to a long view; it takes no more than 10 minutes to complete. One can reasonably do a short walk and a long walk in a day's outing. The Acadian and Fishing Cove trails take no more than five hours each to complete, even if one does them in the most leisurely way, with picnic stops. On vacation, one has to remember to take one's time.</w:t>
-        <w:br/>
-        <w:t>Many of the designated trails go through dense woods, following along an unprepossessing stream that leads to a vantage of surprising power and eloquence as if it were some kind of secret we had forced nature to yield by persisting on the right path. One has to forget for the time being that these hikes have been done innumerable times before to permit oneself the sense of discovery that intensifies the pleasure of the walk. We are free to imagine that we alone have discovered this path in the wilderness, that we are the first to see the green waters of the Atlantic from a jagged peninsula that divides the ocean from itself.</w:t>
-        <w:br/>
-        <w:t>Most of the designated walks run from two to four miles, and climb gradually through wooded areas to an overview of the surrounding landscape, usually some water view. There are fairly steep climbs, one walk to a fire tower in particular, but every hike is doable by those of us who are in less than marathon-training shape. No special shoes are necessary; running sneakers will suffice. All the information one needs - detailed maps and descriptions of walks - is available at booths at both the Cheticamp and Ingonish entrances to the park. The paths are clearly marked and there are stopping-off points.</w:t>
-        <w:br/>
-        <w:t>It may be difficult to describe the quality of the scenery beyond just insisting on its beauty. There are too many beautiful vistas in Nova Scotia, so many that the language one uses for them becomes drained of its power to make distinctions. The drive from Pictou to Baddeck is beautiful (less so than the vistas of the Cabot Trail), the drive from St. Andrews to Pictou is beautiful (less so perhaps than Pictou to Baddeck), the drives from Baddeck to Ingonish and Baddeck to Cheticamp are also beautiful. The drive around Margaree Harbor en route to Cheticamp, flat fields like a child's drawing spliced by sky-blue passages of water, the globe turned on its back - also beautiful. There are fields, some starred with flowers (lupines like purple glass, forget-me-nots, Queen Anne's lace, daisies, hawkweed, wrinkled roses) and ocean or bay or lakes or rivers, cliffs darting off into shocks of water, fields in three or four shades of green, rolling hills, and beyond the next turn or the next, flashes of water like liquid jewels over the oncoming rise. So we come to my favorite of the walks, the Middlehead Trail, the top of the line. Let it stand here for the rest.</w:t>
-        <w:br/>
-        <w:t>One picks up the trail a little more than half a mile past the Ingonish entrance, just past the Keltic Lodge, a resort with notable views. The trail begins modestly, shadowing an almost inconspicuous spring. You continue down a hill and through a field that once held a village. And then you climb gradually through open woods until you approach a clearing. Nothing spectacular so far, just another walk in the Nova Scotia woods. We were carrying our lunch in a backpack and were getting hungry, taking turns wearing the pack, looking for the ideal place to picnic.</w:t>
-        <w:br/>
-        <w:t>And then the peninsula appears; we are out on Middlehead itself, views of water on both sides, views that are almost too much to bear. We find a rock and have our sandwiches. It is a hot day, but a wind cools us. Baby terns, nesting nearby, fly overhead. We linger. We don't want to leave. This, at this moment, is the most beautiful spot we have been. Eventually we will go on to the end of the trail and return. The next day we will take two more walks and the day after that another. The day after that we will take the park's most demanding walk, to the top of Burnt Mountain Tower, and see the landscape below almost as if we were circling it by airplane. Two days after that, altering our route, we will return to civilization. There will be beautiful views from our car on the return trip. But for the moment, in our imaginations, we return to Middlehead Peninsula. We found the place that inspired the trip. If the imagination were everything, we would never leave.</w:t>
+        <w:t>"Until the appeal is heard, I am under legal mandate to do something, and I will follow the law," said Bill Honig, California's Superintendent of Public Instruction.</w:t>
         <w:br/>
         <w:t xml:space="preserve"> </w:t>
         <w:br/>
-        <w:t>THE FOOD ISN'T FANCY, BUT IT CAN BE GOOD</w:t>
+        <w:t>Where the Money Comes From</w:t>
         <w:br/>
-        <w:t>Fishing is a major industry in Nova Scotia, and eating fish there is a major pleasure. Whether at counters or classy restaurants, the menus will be similar and the seafood fresh. Creamy fish chowder (sometimes with shellfish added) is a staple and a big bowl makes a fine and filling lunch. In season, lobster, mussels, salmon, scallops, halibut and haddock are all good choices. The simple preparations are often the best, with melted butter and lemon the best sauces. Watch out for indifferent tartar sauce served in little plastic tubs. There is not much street food in Nova Scotia, but the occasional cart selling fried scallops in a paper cone is worth a try.</w:t>
+        <w:t xml:space="preserve"> Although the district was supposed to close its doors yesterday, state officials said they would keep it running through the end of the school year. Under the package, the district would receive $10 million that was not used by the Oakland Unified School District. The balance would come from the statewide student drivers' education fund, which was discontinued, said Fred J. Stewart, the state-appointed trustee managing the financial affairs of the bankrupt school system.</w:t>
         <w:br/>
-        <w:t>On our visit, among the meats, only lamb chops were consistently tasty and cooked as requested. Chicken, pork chops and steak tended to dryness or toughness. In the Acadian, or French, areas, meat pies - lightly spiced shredded pork in a savory double crust - were memorable. Another specialty, nicely seasoned hearty soups - called stews - made with chicken or pork are a meal in a bowl.</w:t>
+        <w:t>The loan carries stiff requirements. Annual payments will begin with the 1992-93 school year and will continue through the year beginning in 2002. In addition, Mr. Stewart said he and the district must reach an agreement over a teacher pay package by June 30 or he would have the prerogative of imposing a new pay scale. The Governor has long maintained that any state bailout must include concessions from the district's teachers.</w:t>
         <w:br/>
-        <w:t>Bread, even in fancy restaurants, tends to the soft white loaf and dinner roll, though biscuits can be excellent. As a compensation, potatoes prepared in all styles are superb. Because they are very fresh and strong in flavor, potatoes can become the center of attention of almost any meal.</w:t>
+        <w:t>The plan, details of which were finalized last night by Governor Wilson, Mr. Honig, Mr. Stewart and Gray Davis, the State Controller, will be presented to the Contra Costa County Superior Court, which ordered the state on Monday to bail out the Richmond system. The plan also requires approval from the Federal bankruptcy court.</w:t>
         <w:br/>
-        <w:t>One of the great bargains between June and the end of August is the lobster supper, served family style in town halls all over Nova Scotia. For around $14 you can get an all-you-can-eat meal of chowder, steamed mussels, potato salad and cole slaw, lobster, salmon or ham, biscuits, homemade pie or cake and coffee. A nice bit of serendipity is to happen onto a village lobster festival where people are boiling a fresh catch and serving it plain at picnic tables with lots of napkins. The price may be as little as $3. Lobster rolls or sandwiches are available in roadside stands everywhere for around $2.</w:t>
+        <w:t>The Governor has contended that the state should not bear responsibility for a district that mishandled its finances. The parents in the district, who filed the suit that lead to the current turmoil, say the state should assume responsibility for the education of their children regardless of the way the district was run.</w:t>
         <w:br/>
-        <w:t>For desserts, stay with the homemade pies or strawberry shortcake made with biscuits and served with fresh, rich whipped cream. Just-picked strawberries and cherries give a new meaning to those flavors and textures.</w:t>
+        <w:t xml:space="preserve"> </w:t>
         <w:br/>
-        <w:t>As for wine, there are vineyards in Nova Scotia and several of their products are served as the house wines in regional restaurants. The whites are superior to the reds and the Chardonnays especially are a good complement to fish. ANNETTE GRANT</w:t>
+        <w:t>Shore Up a District</w:t>
+        <w:br/>
+        <w:t xml:space="preserve"> It is believed to be the first time a state has been ordered to shore up a deteriorating district, said Kent McGuire, an education professor at the University of Colorado at Denver and a school finance expert. Other states, like New Jersey and Ohio, have voluntarily injected money into systems or even taken over those whose operations have been ruled inadequate.</w:t>
+        <w:br/>
+        <w:t>"As local communities and schools face these fiscal crises, the states in many cases will have to respond," said Ramsay Selden, an official of the Council of Chief State School Officers, a national organization that represents state school superintendents and education commissioners.</w:t>
+        <w:br/>
+        <w:t>Some state officials and school finance experts say the California case sets a worrisome precedent. Many states do not have mechanisms that automatically go into effect when a school system is in financial straits. Without such a mechanism, they said, school systems might find it easier to follow Richmond's example rather than make difficult budget choices.</w:t>
+        <w:br/>
+        <w:t>That was a point emphasized yesterday morning by Governor Wilson. He asserted that the state should not be held responsible for a school system that was forced to declare bankruptcy because of mismanagement.</w:t>
+        <w:br/>
+        <w:t>A spokesman for the Governor, Franz Wisner, said two appeals are planned, one of which would shorten the typically lengthy process.</w:t>
+        <w:br/>
+        <w:t>The Richmond case received nationwide publicity last week after the school district declared bankruptcy.</w:t>
+        <w:br/>
+        <w:t>Parents filed suit soon after. And on Monday, Judge Ellen S. James of the Contra Costa County Superior Court ruled that depriving the district's children of the education that others in the state get is unconstitutional and ordered the state to take over the operations through June 14.</w:t>
+        <w:br/>
+        <w:t>Many parents in the largely working-class and minority school district have attributed the district's financial difficulties to the former Superintendent, Walter L. Marks. Teachers and school board officials have criticized his program, which gave parents a choice of public schools for their children. The program won national attention as a success, but ultimately became too expensive.</w:t>
+        <w:br/>
+        <w:t>Mr. Marks, who left the district under pressure late last year, is now Superintendent of the Kansas City, Mo., school system. He has declined to comment on the Richmond case.</w:t>
         <w:br/>
         <w:br/>
         <w:t>Graphic</w:t>
@@ -95,7 +97,7 @@
         <w:br/>
         <w:t xml:space="preserve"> </w:t>
         <w:br/>
-        <w:t>Photos: A scene in Cheticamp, top, and visitors at Ingonish beach, both entrances to the park. (Jim Cochrane/Industry, Science and Technology Canada)</w:t>
+        <w:t>Photo: Gov. Pete Wilson, who has said he will appeal a county court order forcing California to bail out the bankrupt Richmond schools. (Teresa Zabala)</w:t>
       </w:r>
     </w:p>
     <w:sectPr>

--- a/example_articles/states/California/3.states_California_New_York_Times.docx
+++ b/example_articles/states/California/3.states_California_New_York_Times.docx
@@ -7,7 +7,7 @@
         <w:pStyle w:val="Heading1"/>
       </w:pPr>
       <w:r>
-        <w:t>California Has Agreed On Bailing Out Schools</w:t>
+        <w:t>Film Series: Linked to Rebellion, They Found the True Los Angeles</w:t>
       </w:r>
     </w:p>
     <w:p>
@@ -17,17 +17,17 @@
     </w:p>
     <w:p>
       <w:r>
-        <w:t>Date: 1991-05-01</w:t>
+        <w:t>Date: 2017-05-12</w:t>
       </w:r>
     </w:p>
     <w:p>
       <w:r>
-        <w:t>Section: Section A;; Section A; Page 23; Column 5; National Desk; Education Page; Column 5;; Education Page</w:t>
+        <w:t>Section: Section C; Column 0; Movies, Performing Arts/Weekend Desk; Pg. 25</w:t>
       </w:r>
     </w:p>
     <w:p>
       <w:r>
-        <w:t>Source file: NYT/41.DOCX</w:t>
+        <w:t>Source file: NYT/55.DOCX</w:t>
       </w:r>
     </w:p>
     <w:p>
@@ -49,47 +49,7 @@
     </w:p>
     <w:p>
       <w:r>
-        <w:t>California officials agreed last night to bail out the bankrupt Richmond Unified School District, but Gov. Pete Wilson maintained that he still planned to appeal the county court order that forced the state to rescue the system.</w:t>
-        <w:br/>
-        <w:t>At the same time, state education officials in California and elsewhere said they were concerned that the case might send the wrong message to other mismanaged school systems.</w:t>
-        <w:br/>
-        <w:t>The appeal is expected to take several weeks, but last night state officials reached an agreement to extend an emergency loan of $19 million, the amount district officials had said they needed to keep the system of 31,500 students operating.</w:t>
-        <w:br/>
-        <w:t>"Until the appeal is heard, I am under legal mandate to do something, and I will follow the law," said Bill Honig, California's Superintendent of Public Instruction.</w:t>
-        <w:br/>
-        <w:t xml:space="preserve"> </w:t>
-        <w:br/>
-        <w:t>Where the Money Comes From</w:t>
-        <w:br/>
-        <w:t xml:space="preserve"> Although the district was supposed to close its doors yesterday, state officials said they would keep it running through the end of the school year. Under the package, the district would receive $10 million that was not used by the Oakland Unified School District. The balance would come from the statewide student drivers' education fund, which was discontinued, said Fred J. Stewart, the state-appointed trustee managing the financial affairs of the bankrupt school system.</w:t>
-        <w:br/>
-        <w:t>The loan carries stiff requirements. Annual payments will begin with the 1992-93 school year and will continue through the year beginning in 2002. In addition, Mr. Stewart said he and the district must reach an agreement over a teacher pay package by June 30 or he would have the prerogative of imposing a new pay scale. The Governor has long maintained that any state bailout must include concessions from the district's teachers.</w:t>
-        <w:br/>
-        <w:t>The plan, details of which were finalized last night by Governor Wilson, Mr. Honig, Mr. Stewart and Gray Davis, the State Controller, will be presented to the Contra Costa County Superior Court, which ordered the state on Monday to bail out the Richmond system. The plan also requires approval from the Federal bankruptcy court.</w:t>
-        <w:br/>
-        <w:t>The Governor has contended that the state should not bear responsibility for a district that mishandled its finances. The parents in the district, who filed the suit that lead to the current turmoil, say the state should assume responsibility for the education of their children regardless of the way the district was run.</w:t>
-        <w:br/>
-        <w:t xml:space="preserve"> </w:t>
-        <w:br/>
-        <w:t>Shore Up a District</w:t>
-        <w:br/>
-        <w:t xml:space="preserve"> It is believed to be the first time a state has been ordered to shore up a deteriorating district, said Kent McGuire, an education professor at the University of Colorado at Denver and a school finance expert. Other states, like New Jersey and Ohio, have voluntarily injected money into systems or even taken over those whose operations have been ruled inadequate.</w:t>
-        <w:br/>
-        <w:t>"As local communities and schools face these fiscal crises, the states in many cases will have to respond," said Ramsay Selden, an official of the Council of Chief State School Officers, a national organization that represents state school superintendents and education commissioners.</w:t>
-        <w:br/>
-        <w:t>Some state officials and school finance experts say the California case sets a worrisome precedent. Many states do not have mechanisms that automatically go into effect when a school system is in financial straits. Without such a mechanism, they said, school systems might find it easier to follow Richmond's example rather than make difficult budget choices.</w:t>
-        <w:br/>
-        <w:t>That was a point emphasized yesterday morning by Governor Wilson. He asserted that the state should not be held responsible for a school system that was forced to declare bankruptcy because of mismanagement.</w:t>
-        <w:br/>
-        <w:t>A spokesman for the Governor, Franz Wisner, said two appeals are planned, one of which would shorten the typically lengthy process.</w:t>
-        <w:br/>
-        <w:t>The Richmond case received nationwide publicity last week after the school district declared bankruptcy.</w:t>
-        <w:br/>
-        <w:t>Parents filed suit soon after. And on Monday, Judge Ellen S. James of the Contra Costa County Superior Court ruled that depriving the district's children of the education that others in the state get is unconstitutional and ordered the state to take over the operations through June 14.</w:t>
-        <w:br/>
-        <w:t>Many parents in the largely working-class and minority school district have attributed the district's financial difficulties to the former Superintendent, Walter L. Marks. Teachers and school board officials have criticized his program, which gave parents a choice of public schools for their children. The program won national attention as a success, but ultimately became too expensive.</w:t>
-        <w:br/>
-        <w:t>Mr. Marks, who left the district under pressure late last year, is now Superintendent of the Kansas City, Mo., school system. He has declined to comment on the Richmond case.</w:t>
+        <w:t xml:space="preserve">'KILLER OF SHEEP' AND 'BLESS THEIR LITTLE HEARTS' AT IFC CENTER In ''Los Angeles Plays Itself,'' a clip-based documentary about how that city has been depicted in movies, Thom Andersen holds up Charles Burnett's ''Killer of Sheep'' and Billy Woodberry's ''Bless Their Little Hearts'' as rare works that captured Los Angeles as it was instead of distorting it to fit a fantasy vision. Both films were products of the so-called L.A. Rebellion, a name given to a movement of filmmakers who attended U.C.L.A. and then turned their cameras on the city's underrepresented neighborhoods. Turning 40 this year, ''Killer of Sheep'' is a poetic portrait of a working-class African-American family in Watts; the title refers to its patriarch, a slaughterhouse worker (Henry G. Sanders). In some ways a companion piece, ''Bless Their Little Hearts,'' written and photographed by Mr. Burnett, follows a Watts family struggling to make ends meet. IFC Center will begin screenings of both films on Wednesday. (Above, a scene from ''Killer of Sheep.'') BEN KENIGSBERG212-924-7771, ifccenter.com </w:t>
         <w:br/>
         <w:br/>
         <w:t>Graphic</w:t>
@@ -97,7 +57,7 @@
         <w:br/>
         <w:t xml:space="preserve"> </w:t>
         <w:br/>
-        <w:t>Photo: Gov. Pete Wilson, who has said he will appeal a county court order forcing California to bail out the bankrupt Richmond schools. (Teresa Zabala)</w:t>
+        <w:t>PHOTO (PHOTOGRAPH BY MILESTONE FILMS)</w:t>
       </w:r>
     </w:p>
     <w:sectPr>

--- a/example_articles/states/California/3.states_California_New_York_Times.docx
+++ b/example_articles/states/California/3.states_California_New_York_Times.docx
@@ -7,7 +7,7 @@
         <w:pStyle w:val="Heading1"/>
       </w:pPr>
       <w:r>
-        <w:t>Film Series: Linked to Rebellion, They Found the True Los Angeles</w:t>
+        <w:t>As Rents Outrun Pay, California Families Live on a Knife's Edge</w:t>
       </w:r>
     </w:p>
     <w:p>
@@ -17,17 +17,17 @@
     </w:p>
     <w:p>
       <w:r>
-        <w:t>Date: 2017-05-12</w:t>
+        <w:t>Date: 2019-11-21</w:t>
       </w:r>
     </w:p>
     <w:p>
       <w:r>
-        <w:t>Section: Section C; Column 0; Movies, Performing Arts/Weekend Desk; Pg. 25</w:t>
+        <w:t>Section: US</w:t>
       </w:r>
     </w:p>
     <w:p>
       <w:r>
-        <w:t>Source file: NYT/55.DOCX</w:t>
+        <w:t>Source file: NYT/16.DOCX</w:t>
       </w:r>
     </w:p>
     <w:p>
@@ -49,15 +49,113 @@
     </w:p>
     <w:p>
       <w:r>
-        <w:t xml:space="preserve">'KILLER OF SHEEP' AND 'BLESS THEIR LITTLE HEARTS' AT IFC CENTER In ''Los Angeles Plays Itself,'' a clip-based documentary about how that city has been depicted in movies, Thom Andersen holds up Charles Burnett's ''Killer of Sheep'' and Billy Woodberry's ''Bless Their Little Hearts'' as rare works that captured Los Angeles as it was instead of distorting it to fit a fantasy vision. Both films were products of the so-called L.A. Rebellion, a name given to a movement of filmmakers who attended U.C.L.A. and then turned their cameras on the city's underrepresented neighborhoods. Turning 40 this year, ''Killer of Sheep'' is a poetic portrait of a working-class African-American family in Watts; the title refers to its patriarch, a slaughterhouse worker (Henry G. Sanders). In some ways a companion piece, ''Bless Their Little Hearts,'' written and photographed by Mr. Burnett, follows a Watts family struggling to make ends meet. IFC Center will begin screenings of both films on Wednesday. (Above, a scene from ''Killer of Sheep.'') BEN KENIGSBERG212-924-7771, ifccenter.com </w:t>
+        <w:t xml:space="preserve">The state's severe housing shortage is driving up rents, leaving many lower-income families struggling to stay in neighborhoods they once could afford. </w:t>
         <w:br/>
+        <w:t>[Sign up for our daily newsletter about news from California here.]</w:t>
         <w:br/>
-        <w:t>Graphic</w:t>
+        <w:t xml:space="preserve">LOS ANGELES — When Priscilla Fregoso and her family moved into their apartment in Van Nuys, a neighborhood in the San Fernando Valley, three years ago, she finally breathed a sigh of relief. </w:t>
         <w:br/>
+        <w:t>They had bounced from home to home in Long Beach and Orange County and then in Pacoima, long known as a diverse working-class area of the Valley. But when their rent there increased by $220 a month, they found themselves living in their car.</w:t>
         <w:br/>
-        <w:t xml:space="preserve"> </w:t>
+        <w:t xml:space="preserve">In Van Nuys, they now have room for their two young boys. They have a small patio and big couches. Ms. Fregoso's husband, Ryan Coughran, owns a television for the first time in his life. </w:t>
         <w:br/>
-        <w:t>PHOTO (PHOTOGRAPH BY MILESTONE FILMS)</w:t>
+        <w:t>Recently, though, Ms. Fregoso said she received a notice from her landlord. The rent for the compact three-bedroom apartment, in a labyrinthine complex on a densely packed street in Van Nuys, was increasing to $1,456 from $1,236 a month.</w:t>
+        <w:br/>
+        <w:t>Which means that, with an annual income of about $40,000, her family is once again balancing on a financial knife's edge. And it may again come time to move.</w:t>
+        <w:br/>
+        <w:t xml:space="preserve">"It's a lot of unknown — that's the scariest part," she said. </w:t>
+        <w:br/>
+        <w:t>Much attention has been focused on the more visible extremes of California's housing crisis: the $100 million mansions not far from where people live on the streets. But thousands of families like Ms. Fregoso's — working renters whose pay has inched upward while housing costs have rocketed — are barely hanging on in a housing market that has tipped further and further in favor of homeowners.</w:t>
+        <w:br/>
+        <w:t>As property values rise, the resulting rent increases have forced these tenants to move from home to home, sometimes pushing them into homelessness and often sending them far away from jobs and support networks.</w:t>
+        <w:br/>
+        <w:t>This, experts say, has caused housing shortages to ripple outward from the state's higher-cost regions, effectively destabilizing the lives of legions of workers who form the base of the state's economy.</w:t>
+        <w:br/>
+        <w:t>"That cuts across all industries," said David Garcia, policy director of the Terner Center for Housing Innovation at the University of California, Berkeley.</w:t>
+        <w:br/>
+        <w:t>The impact does not end with the economy, he added: There are downsides for the environment and the very social fabric of the state.</w:t>
+        <w:br/>
+        <w:t>"Where folks are being pushed further and further away and spend far too much time commuting," he said, "that has implications for family life."</w:t>
+        <w:br/>
+        <w:t>California lawmakers recently passed a milestone statewide rent cap, as part of a broader effort to protect renters, but many observers say the measure will not be enough to keep many lower-income renters in stable housing.</w:t>
+        <w:br/>
+        <w:t xml:space="preserve">Roughly one in three renters in Los Angeles report spending more than half their income on housing, census data shows. </w:t>
+        <w:br/>
+        <w:t xml:space="preserve">The average apartment in the city goes for $2,517 a month, according to the research firm RENTCafe.com — $1,056 more than the national average. </w:t>
+        <w:br/>
+        <w:t>The most basic form of affordable housing — a one-bedroom apartment renting for less than $1,000 — has become particularly scarce. Los Angeles County, with a population of more than 10 million, has 154,000 such units today, half as many as there were in 2010, according to census data.</w:t>
+        <w:br/>
+        <w:t>In Van Nuys, where the average rent has shot up by $300 a month since 2016, more than 35 percent of families in rental housing report paying at least half their income to live there.</w:t>
+        <w:br/>
+        <w:t>Such unsustainable rents have resulted in more lower-income people moving out of the Los Angeles area than are moving in.</w:t>
+        <w:br/>
+        <w:t>Not only are they being replaced by higher earners whose arrival pushes up housing costs in Los Angeles, but their relocation to less expensive areas of the state also tends to drives up costs in those communities.</w:t>
+        <w:br/>
+        <w:t>"We get a lot of spill-out that comes from the Bay Area and L.A.," said Amber Crowell, an assistant professor of sociology at California State University, Fresno. "And we expect it to get worse."</w:t>
+        <w:br/>
+        <w:t>This was not always the case.</w:t>
+        <w:br/>
+        <w:t>In Southern California, as the region's economy grew in the 1970s and 1980s, there was a symbiotic relationship between job growth and home construction. In those decades, the economy created a new housing unit for every three new jobs. The economy slowed down over the following 20 years, but the area still gained nearly a million more new homes.</w:t>
+        <w:br/>
+        <w:t>The recovery from the most recent recession has played out differently. The job market has churned to life, but housing construction has slowed to a trickle. These days only one new housing unit is being built for every eight new jobs, and supply has fallen short of demand.</w:t>
+        <w:br/>
+        <w:t>Mr. Garcia, of the Terner Center, said that in the years since the most recent recession, it had also become much more difficult to get a mortgage.</w:t>
+        <w:br/>
+        <w:t>"You're not seeing the same kind of lending, with no check on income or ability to pay, because of what happened 10 years ago," he said. "That's good on one hand."</w:t>
+        <w:br/>
+        <w:t>On the other, Mr. Garcia said, it is helping to increase pressure on renters, who are now at greater risk of being displaced than are their neighbors who own their homes. That is a reversal of the conditions during the recession, when underwater homeowners were among the most vulnerable.</w:t>
+        <w:br/>
+        <w:t xml:space="preserve">Home sale prices have risen sharply, and middle-class buyers are snapping up homes in neighborhoods they avoided in the past. </w:t>
+        <w:br/>
+        <w:t xml:space="preserve">This has pushed many longtime residents — particularly renters — out of black and Latino neighborhoods, even as those who were able to purchase homes decades ago have seen their property values rise. </w:t>
+        <w:br/>
+        <w:t xml:space="preserve">"What's causing displacement here in Inglewood is corporate speculation and increased perceptions of desirability," said D'Artagnan Scorza, a community advocate with the group Uplift Inglewood and a member of the city's school board. </w:t>
+        <w:br/>
+        <w:t>Real estate has actually appreciated faster in working-class sections of Los Angeles than in the city over all, an analysis of sales data provided by ATTOM Data Solutions shows. That trend translates into sharp rent increases in those areas.</w:t>
+        <w:br/>
+        <w:t>Still, the effects of the crisis are playing out across the region.</w:t>
+        <w:br/>
+        <w:t>When Catherine Butler, 55, arrived in the Eagle Rock neighborhood of Los Angeles in 1999 from San Francisco, she paid $750 a month to rent a one-bedroom apartment. When she left that apartment in 2011 to get a bigger place to raise her daughter, the rent had risen to just under $1,000.</w:t>
+        <w:br/>
+        <w:t>Ms. Butler, who works as an archivist for a Hollywood nonprofit group, said she considered buying a house then. But many of the places she saw in her price range needed a lot of work. It made more sense to rent, she said.</w:t>
+        <w:br/>
+        <w:t xml:space="preserve">"I had friends who leapt and bought, and ended up losing," she said. </w:t>
+        <w:br/>
+        <w:t>Ms. Butler eventually found a two-bedroom house to rent in Altadena, an enclave tucked between Pasadena and the Angeles National Forest. Her rent there has increased over the years to $2,200 a month.</w:t>
+        <w:br/>
+        <w:t>She has good benefits, a master's degree and makes a bit less than $70,000 a year — which fits squarely within what experts describe as middle class for the region — but she pays almost half of her take-home pay in rent, and she is anticipating another increase soon. That has her planning to move out.</w:t>
+        <w:br/>
+        <w:t>Leaving the region is a nonstarter. Ms. Butler has worked at her job, which she loves, for 15 years. Her daughter is in school.</w:t>
+        <w:br/>
+        <w:t xml:space="preserve">Which means she has been scrambling to figure out another solution. </w:t>
+        <w:br/>
+        <w:t>"I've reached out to people on Facebook, like, 'Does anybody need help making their mortgage?'" she said. "It's all cobbled together. I'm not moving forward, I'm not succeeding."</w:t>
+        <w:br/>
+        <w:t>Although the crisis has been a consuming source of frustration for leaders across the state, current California laws provide little incentive for them to change local zoning policies to allow more development.</w:t>
+        <w:br/>
+        <w:t>New housing units raise the cost of government services, but strict caps on property taxes imposed under Proposition 13 limit the amount of money that would flow to local budgets to pay for expanded police, education and public works.</w:t>
+        <w:br/>
+        <w:t>And lawmakers, largely elected by homeowners, have little incentive to change existing law.</w:t>
+        <w:br/>
+        <w:t>That, Mr. Garcia said, is in no small part because homeowners, intentionally or not, benefit from a market in which scarcity is a driving force, which places their interests fundamentally at odds with those of renters.</w:t>
+        <w:br/>
+        <w:t xml:space="preserve">"Over all, they see greater increases in the value of their own property," he said. </w:t>
+        <w:br/>
+        <w:t>A closely watched statewide proposal to relax zoning to allow for more multifamily housing development stalled this year in the California Legislature. Critics said the plan would lead to more high-end development and do little to address housing affordability.</w:t>
+        <w:br/>
+        <w:t>Proponents said it was one of the few proposals before lawmakers that could have made a serious dent in the shortage.</w:t>
+        <w:br/>
+        <w:t>"You have this attitude that high housing costs are a cross that California needs to bear, that it's just what it means to be California," said Christopher Thornberg, the founding partner of Beacon Economics, a consulting firm in Los Angeles. "What makes me crazy about that is it flies in the face of what's happening across the nation. We're turning California into Country Club California."</w:t>
+        <w:br/>
+        <w:t>A health care worker who makes $20.97 an hour, Ms. Fregoso said she and her husband have weighed leaving the state. They have considered living in Washington State or Arizona.</w:t>
+        <w:br/>
+        <w:t>But the heat in Arizona, she fears, would be more than her 4-year-old son could bear. He is autistic and sensitive to stimuli. She also worries that lower wages and fewer benefits there would cancel out any savings from cheaper housing.</w:t>
+        <w:br/>
+        <w:t xml:space="preserve">Ms. Fregoso's parents live in the Santa Clarita area north of Los Angeles, and she leans on them for help. </w:t>
+        <w:br/>
+        <w:t>In other words, Ms. Fregoso said, the family is stuck where it is. And without any sliver of financial cushion, she said, "every day is a risk."</w:t>
+        <w:br/>
+        <w:t>PHOTO: Priscilla Fregoso with her son Jared Coughran, 4, in their Los Angeles apartment. A $220 monthly rent increase may force her family, which has bounced from home to home, to move yet again. (PHOTOGRAPH BY JESSICA PONS FOR THE NEW YORK TIMES)</w:t>
       </w:r>
     </w:p>
     <w:sectPr>
